--- a/testakten/insolvenzforderungsanmeldungspruefung-phoenix-solar/01_gerichtsbeschluss_anmeldefrist.docx
+++ b/testakten/insolvenzforderungsanmeldungspruefung-phoenix-solar/01_gerichtsbeschluss_anmeldefrist.docx
@@ -5,10 +5,13 @@
     <w:p>
       <w:pPr>
         <w:pStyle w:val="Heading1"/>
+        <w:spacing w:after="160" w:line="259" w:lineRule="auto"/>
       </w:pPr>
       <w:r>
         <w:rPr>
           <w:rFonts w:ascii="Times New Roman" w:hAnsi="Times New Roman"/>
+          <w:b/>
+          <w:sz w:val="28"/>
         </w:rPr>
         <w:t>Amtsgericht Potsdam – Insolvenzgericht</w:t>
       </w:r>
@@ -16,79 +19,118 @@
     <w:p>
       <w:pPr>
         <w:pStyle w:val="Heading2"/>
+        <w:spacing w:before="120" w:after="60" w:line="259" w:lineRule="auto"/>
       </w:pPr>
       <w:r>
         <w:rPr>
           <w:rFonts w:ascii="Times New Roman" w:hAnsi="Times New Roman"/>
+          <w:b/>
+          <w:sz w:val="22"/>
         </w:rPr>
         <w:t>Beschluss – Eröffnung des Insolvenzverfahrens und Anmeldefrist</w:t>
       </w:r>
     </w:p>
     <w:p>
       <w:pPr>
+        <w:spacing w:before="120" w:after="60" w:line="259" w:lineRule="auto"/>
         <w:jc w:val="left"/>
       </w:pPr>
       <w:r>
         <w:rPr>
-          <w:b/>
+          <w:rFonts w:ascii="Times New Roman" w:hAnsi="Times New Roman"/>
+          <w:b w:val="0"/>
+          <w:i w:val="0"/>
+          <w:sz w:val="22"/>
         </w:rPr>
         <w:t>Aktenzeichen:</w:t>
       </w:r>
       <w:r>
+        <w:rPr>
+          <w:rFonts w:ascii="Times New Roman" w:hAnsi="Times New Roman"/>
+          <w:b w:val="0"/>
+          <w:i w:val="0"/>
+          <w:sz w:val="22"/>
+        </w:rPr>
         <w:t xml:space="preserve"> 35 IN 417/26</w:t>
       </w:r>
     </w:p>
     <w:p>
       <w:pPr>
+        <w:spacing w:before="120" w:after="60" w:line="259" w:lineRule="auto"/>
         <w:jc w:val="left"/>
       </w:pPr>
       <w:r>
         <w:rPr>
-          <w:b/>
+          <w:rFonts w:ascii="Times New Roman" w:hAnsi="Times New Roman"/>
+          <w:b w:val="0"/>
+          <w:i w:val="0"/>
+          <w:sz w:val="22"/>
         </w:rPr>
         <w:t>Datum:</w:t>
       </w:r>
       <w:r>
+        <w:rPr>
+          <w:rFonts w:ascii="Times New Roman" w:hAnsi="Times New Roman"/>
+          <w:b w:val="0"/>
+          <w:i w:val="0"/>
+          <w:sz w:val="22"/>
+        </w:rPr>
         <w:t xml:space="preserve"> 30. April 2026</w:t>
       </w:r>
     </w:p>
-    <w:p/>
     <w:p>
       <w:pPr>
+        <w:spacing w:line="259" w:lineRule="auto" w:after="60"/>
+      </w:pPr>
+    </w:p>
+    <w:p>
+      <w:pPr>
+        <w:spacing w:before="120" w:after="60" w:line="259" w:lineRule="auto"/>
         <w:ind w:left="567"/>
       </w:pPr>
       <w:r>
         <w:rPr>
+          <w:rFonts w:ascii="Times New Roman" w:hAnsi="Times New Roman"/>
           <w:b/>
           <w:i/>
+          <w:sz w:val="22"/>
         </w:rPr>
         <w:t>AMTSGERICHT POTSDAM</w:t>
       </w:r>
     </w:p>
     <w:p>
       <w:pPr>
+        <w:spacing w:before="120" w:after="60" w:line="259" w:lineRule="auto"/>
         <w:ind w:left="567"/>
       </w:pPr>
       <w:r>
         <w:rPr>
+          <w:rFonts w:ascii="Times New Roman" w:hAnsi="Times New Roman"/>
+          <w:b/>
           <w:i/>
+          <w:sz w:val="22"/>
         </w:rPr>
         <w:t>Insolvenzgericht</w:t>
       </w:r>
     </w:p>
     <w:p>
       <w:pPr>
+        <w:spacing w:before="120" w:after="60" w:line="259" w:lineRule="auto"/>
         <w:ind w:left="567"/>
       </w:pPr>
       <w:r>
         <w:rPr>
+          <w:rFonts w:ascii="Times New Roman" w:hAnsi="Times New Roman"/>
+          <w:b/>
           <w:i/>
+          <w:sz w:val="22"/>
         </w:rPr>
         <w:t>Hegelallee 8, 14467 Potsdam</w:t>
       </w:r>
     </w:p>
     <w:p>
       <w:pPr>
+        <w:spacing w:line="259" w:lineRule="auto" w:after="60"/>
         <w:ind w:left="567"/>
       </w:pPr>
       <w:r>
@@ -100,6 +142,7 @@
     </w:p>
     <w:p>
       <w:pPr>
+        <w:spacing w:line="259" w:lineRule="auto" w:after="60"/>
         <w:ind w:left="567"/>
       </w:pPr>
       <w:r>
@@ -109,10 +152,15 @@
         <w:t>Fax: 0331 / 620-1999</w:t>
       </w:r>
     </w:p>
-    <w:p/>
+    <w:p>
+      <w:pPr>
+        <w:spacing w:line="259" w:lineRule="auto" w:after="60"/>
+      </w:pPr>
+    </w:p>
     <w:p>
       <w:pPr>
         <w:pStyle w:val="Heading2"/>
+        <w:spacing w:line="259" w:lineRule="auto" w:after="60"/>
       </w:pPr>
       <w:r>
         <w:rPr>
@@ -123,6 +171,7 @@
     </w:p>
     <w:p>
       <w:pPr>
+        <w:spacing w:line="259" w:lineRule="auto" w:after="60"/>
         <w:jc w:val="left"/>
       </w:pPr>
       <w:r>
@@ -131,6 +180,7 @@
     </w:p>
     <w:p>
       <w:pPr>
+        <w:spacing w:line="259" w:lineRule="auto" w:after="60"/>
         <w:jc w:val="left"/>
       </w:pPr>
       <w:r>
@@ -142,6 +192,7 @@
     </w:p>
     <w:p>
       <w:pPr>
+        <w:spacing w:line="259" w:lineRule="auto" w:after="60"/>
         <w:jc w:val="left"/>
       </w:pPr>
       <w:r>
@@ -150,6 +201,7 @@
     </w:p>
     <w:p>
       <w:pPr>
+        <w:spacing w:line="259" w:lineRule="auto" w:after="60"/>
         <w:jc w:val="left"/>
       </w:pPr>
       <w:r>
@@ -158,6 +210,7 @@
     </w:p>
     <w:p>
       <w:pPr>
+        <w:spacing w:line="259" w:lineRule="auto" w:after="60"/>
         <w:jc w:val="left"/>
       </w:pPr>
       <w:r>
@@ -166,6 +219,7 @@
     </w:p>
     <w:p>
       <w:pPr>
+        <w:spacing w:line="259" w:lineRule="auto" w:after="60"/>
         <w:jc w:val="left"/>
       </w:pPr>
       <w:r>
@@ -183,6 +237,7 @@
     </w:p>
     <w:p>
       <w:pPr>
+        <w:spacing w:line="259" w:lineRule="auto" w:after="60"/>
         <w:jc w:val="left"/>
       </w:pPr>
       <w:r>
@@ -192,6 +247,7 @@
     <w:p>
       <w:pPr>
         <w:pStyle w:val="Heading3"/>
+        <w:spacing w:line="259" w:lineRule="auto" w:after="60"/>
       </w:pPr>
       <w:r>
         <w:rPr>
@@ -202,6 +258,7 @@
     </w:p>
     <w:p>
       <w:pPr>
+        <w:spacing w:line="259" w:lineRule="auto" w:after="60"/>
         <w:jc w:val="left"/>
       </w:pPr>
       <w:r>
@@ -210,6 +267,7 @@
     </w:p>
     <w:p>
       <w:pPr>
+        <w:spacing w:line="259" w:lineRule="auto" w:after="60"/>
         <w:jc w:val="left"/>
       </w:pPr>
       <w:r>
@@ -224,6 +282,7 @@
     </w:p>
     <w:p>
       <w:pPr>
+        <w:spacing w:line="259" w:lineRule="auto" w:after="60"/>
         <w:jc w:val="left"/>
       </w:pPr>
       <w:r>
@@ -238,6 +297,7 @@
     </w:p>
     <w:p>
       <w:pPr>
+        <w:spacing w:line="259" w:lineRule="auto" w:after="60"/>
         <w:jc w:val="left"/>
       </w:pPr>
       <w:r>
@@ -247,6 +307,7 @@
     <w:p>
       <w:pPr>
         <w:pStyle w:val="Heading3"/>
+        <w:spacing w:line="259" w:lineRule="auto" w:after="60"/>
       </w:pPr>
       <w:r>
         <w:rPr>
@@ -257,6 +318,7 @@
     </w:p>
     <w:p>
       <w:pPr>
+        <w:spacing w:line="259" w:lineRule="auto" w:after="60"/>
         <w:jc w:val="left"/>
       </w:pPr>
       <w:r>
@@ -274,6 +336,7 @@
     </w:p>
     <w:p>
       <w:pPr>
+        <w:spacing w:line="259" w:lineRule="auto" w:after="60"/>
         <w:jc w:val="left"/>
       </w:pPr>
       <w:r>
@@ -285,6 +348,7 @@
     </w:p>
     <w:p>
       <w:pPr>
+        <w:spacing w:line="259" w:lineRule="auto" w:after="60"/>
         <w:jc w:val="left"/>
       </w:pPr>
       <w:r>
@@ -293,6 +357,7 @@
     </w:p>
     <w:p>
       <w:pPr>
+        <w:spacing w:line="259" w:lineRule="auto" w:after="60"/>
         <w:jc w:val="left"/>
       </w:pPr>
       <w:r>
@@ -301,6 +366,7 @@
     </w:p>
     <w:p>
       <w:pPr>
+        <w:spacing w:line="259" w:lineRule="auto" w:after="60"/>
         <w:jc w:val="left"/>
       </w:pPr>
       <w:r>
@@ -309,6 +375,7 @@
     </w:p>
     <w:p>
       <w:pPr>
+        <w:spacing w:line="259" w:lineRule="auto" w:after="60"/>
         <w:jc w:val="left"/>
       </w:pPr>
       <w:r>
@@ -317,6 +384,7 @@
     </w:p>
     <w:p>
       <w:pPr>
+        <w:spacing w:line="259" w:lineRule="auto" w:after="60"/>
         <w:jc w:val="left"/>
       </w:pPr>
       <w:r>
@@ -325,6 +393,7 @@
     </w:p>
     <w:p>
       <w:pPr>
+        <w:spacing w:line="259" w:lineRule="auto" w:after="60"/>
         <w:jc w:val="left"/>
       </w:pPr>
       <w:r>
@@ -333,6 +402,7 @@
     </w:p>
     <w:p>
       <w:pPr>
+        <w:spacing w:line="259" w:lineRule="auto" w:after="60"/>
         <w:jc w:val="left"/>
       </w:pPr>
       <w:r>
@@ -342,6 +412,7 @@
     <w:p>
       <w:pPr>
         <w:pStyle w:val="Heading3"/>
+        <w:spacing w:line="259" w:lineRule="auto" w:after="60"/>
       </w:pPr>
       <w:r>
         <w:rPr>
@@ -352,6 +423,7 @@
     </w:p>
     <w:p>
       <w:pPr>
+        <w:spacing w:line="259" w:lineRule="auto" w:after="60"/>
         <w:jc w:val="left"/>
       </w:pPr>
       <w:r>
@@ -361,6 +433,7 @@
     <w:p>
       <w:pPr>
         <w:pStyle w:val="Heading3"/>
+        <w:spacing w:line="259" w:lineRule="auto" w:after="60"/>
       </w:pPr>
       <w:r>
         <w:rPr>
@@ -371,6 +444,7 @@
     </w:p>
     <w:p>
       <w:pPr>
+        <w:spacing w:line="259" w:lineRule="auto" w:after="60"/>
         <w:jc w:val="left"/>
       </w:pPr>
       <w:r>
@@ -388,6 +462,7 @@
     </w:p>
     <w:p>
       <w:pPr>
+        <w:spacing w:line="259" w:lineRule="auto" w:after="60"/>
         <w:jc w:val="left"/>
       </w:pPr>
       <w:r>
@@ -399,6 +474,7 @@
     </w:p>
     <w:p>
       <w:pPr>
+        <w:spacing w:line="259" w:lineRule="auto" w:after="60"/>
         <w:jc w:val="left"/>
       </w:pPr>
       <w:r>
@@ -407,6 +483,7 @@
     </w:p>
     <w:p>
       <w:pPr>
+        <w:spacing w:line="259" w:lineRule="auto" w:after="60"/>
         <w:ind w:left="567"/>
       </w:pPr>
       <w:r>
@@ -418,6 +495,7 @@
     </w:p>
     <w:p>
       <w:pPr>
+        <w:spacing w:line="259" w:lineRule="auto" w:after="60"/>
         <w:ind w:left="567"/>
       </w:pPr>
       <w:r>
@@ -429,6 +507,7 @@
     </w:p>
     <w:p>
       <w:pPr>
+        <w:spacing w:line="259" w:lineRule="auto" w:after="60"/>
         <w:ind w:left="567"/>
       </w:pPr>
       <w:r>
@@ -440,6 +519,7 @@
     </w:p>
     <w:p>
       <w:pPr>
+        <w:spacing w:line="259" w:lineRule="auto" w:after="60"/>
         <w:jc w:val="left"/>
       </w:pPr>
       <w:r>
@@ -449,6 +529,7 @@
     <w:p>
       <w:pPr>
         <w:pStyle w:val="ListNumber"/>
+        <w:spacing w:line="259" w:lineRule="auto" w:after="60"/>
       </w:pPr>
       <w:r>
         <w:rPr>
@@ -463,6 +544,7 @@
     <w:p>
       <w:pPr>
         <w:pStyle w:val="ListNumber"/>
+        <w:spacing w:line="259" w:lineRule="auto" w:after="60"/>
       </w:pPr>
       <w:r>
         <w:rPr>
@@ -477,6 +559,7 @@
     <w:p>
       <w:pPr>
         <w:pStyle w:val="ListNumber"/>
+        <w:spacing w:line="259" w:lineRule="auto" w:after="60"/>
       </w:pPr>
       <w:r>
         <w:rPr>
@@ -491,6 +574,7 @@
     <w:p>
       <w:pPr>
         <w:pStyle w:val="ListNumber"/>
+        <w:spacing w:line="259" w:lineRule="auto" w:after="60"/>
       </w:pPr>
       <w:r>
         <w:rPr>
@@ -505,6 +589,7 @@
     <w:p>
       <w:pPr>
         <w:pStyle w:val="ListNumber"/>
+        <w:spacing w:line="259" w:lineRule="auto" w:after="60"/>
       </w:pPr>
       <w:r>
         <w:rPr>
@@ -519,6 +604,7 @@
     <w:p>
       <w:pPr>
         <w:pStyle w:val="ListNumber"/>
+        <w:spacing w:line="259" w:lineRule="auto" w:after="60"/>
       </w:pPr>
       <w:r>
         <w:rPr>
@@ -533,6 +619,7 @@
     <w:p>
       <w:pPr>
         <w:pStyle w:val="ListNumber"/>
+        <w:spacing w:line="259" w:lineRule="auto" w:after="60"/>
       </w:pPr>
       <w:r>
         <w:rPr>
@@ -546,6 +633,7 @@
     </w:p>
     <w:p>
       <w:pPr>
+        <w:spacing w:line="259" w:lineRule="auto" w:after="60"/>
         <w:jc w:val="left"/>
       </w:pPr>
       <w:r>
@@ -555,6 +643,7 @@
     <w:p>
       <w:pPr>
         <w:pStyle w:val="Heading3"/>
+        <w:spacing w:line="259" w:lineRule="auto" w:after="60"/>
       </w:pPr>
       <w:r>
         <w:rPr>
@@ -565,6 +654,7 @@
     </w:p>
     <w:p>
       <w:pPr>
+        <w:spacing w:line="259" w:lineRule="auto" w:after="60"/>
         <w:jc w:val="left"/>
       </w:pPr>
       <w:r>
@@ -582,6 +672,7 @@
     </w:p>
     <w:p>
       <w:pPr>
+        <w:spacing w:line="259" w:lineRule="auto" w:after="60"/>
         <w:jc w:val="left"/>
       </w:pPr>
       <w:r>
@@ -593,6 +684,7 @@
     </w:p>
     <w:p>
       <w:pPr>
+        <w:spacing w:line="259" w:lineRule="auto" w:after="60"/>
         <w:jc w:val="left"/>
       </w:pPr>
       <w:r>
@@ -601,6 +693,7 @@
     </w:p>
     <w:p>
       <w:pPr>
+        <w:spacing w:line="259" w:lineRule="auto" w:after="60"/>
         <w:jc w:val="left"/>
       </w:pPr>
       <w:r>
@@ -609,6 +702,7 @@
     </w:p>
     <w:p>
       <w:pPr>
+        <w:spacing w:line="259" w:lineRule="auto" w:after="60"/>
         <w:jc w:val="left"/>
       </w:pPr>
       <w:r>
@@ -618,6 +712,7 @@
     <w:p>
       <w:pPr>
         <w:pStyle w:val="Heading3"/>
+        <w:spacing w:line="259" w:lineRule="auto" w:after="60"/>
       </w:pPr>
       <w:r>
         <w:rPr>
@@ -628,6 +723,7 @@
     </w:p>
     <w:p>
       <w:pPr>
+        <w:spacing w:line="259" w:lineRule="auto" w:after="60"/>
         <w:jc w:val="left"/>
       </w:pPr>
       <w:r>
@@ -645,6 +741,7 @@
     </w:p>
     <w:p>
       <w:pPr>
+        <w:spacing w:line="259" w:lineRule="auto" w:after="60"/>
         <w:jc w:val="left"/>
       </w:pPr>
       <w:r>
@@ -656,6 +753,7 @@
     </w:p>
     <w:p>
       <w:pPr>
+        <w:spacing w:line="259" w:lineRule="auto" w:after="60"/>
         <w:jc w:val="left"/>
       </w:pPr>
       <w:r>
@@ -664,6 +762,7 @@
     </w:p>
     <w:p>
       <w:pPr>
+        <w:spacing w:line="259" w:lineRule="auto" w:after="60"/>
         <w:jc w:val="left"/>
       </w:pPr>
       <w:r>
@@ -673,6 +772,7 @@
     <w:p>
       <w:pPr>
         <w:pStyle w:val="Heading3"/>
+        <w:spacing w:line="259" w:lineRule="auto" w:after="60"/>
       </w:pPr>
       <w:r>
         <w:rPr>
@@ -683,6 +783,7 @@
     </w:p>
     <w:p>
       <w:pPr>
+        <w:spacing w:line="259" w:lineRule="auto" w:after="60"/>
         <w:jc w:val="left"/>
       </w:pPr>
       <w:r>
@@ -700,6 +801,7 @@
     </w:p>
     <w:p>
       <w:pPr>
+        <w:spacing w:line="259" w:lineRule="auto" w:after="60"/>
         <w:jc w:val="left"/>
       </w:pPr>
       <w:r>
@@ -717,6 +819,7 @@
     </w:p>
     <w:p>
       <w:pPr>
+        <w:spacing w:line="259" w:lineRule="auto" w:after="60"/>
         <w:jc w:val="left"/>
       </w:pPr>
       <w:r>
@@ -729,10 +832,15 @@
         <w:t xml:space="preserve"> (§§ 53 ff. InsO) werden gebeten, ihre Ansprüche unmittelbar an den Insolvenzverwalter zu richten; eine Tabelleneintragung erfolgt für Masseforderungen nicht.</w:t>
       </w:r>
     </w:p>
-    <w:p/>
+    <w:p>
+      <w:pPr>
+        <w:spacing w:line="259" w:lineRule="auto" w:after="60"/>
+      </w:pPr>
+    </w:p>
     <w:p>
       <w:pPr>
         <w:pStyle w:val="Heading3"/>
+        <w:spacing w:line="259" w:lineRule="auto" w:after="60"/>
       </w:pPr>
       <w:r>
         <w:rPr>
@@ -743,6 +851,7 @@
     </w:p>
     <w:p>
       <w:pPr>
+        <w:spacing w:line="259" w:lineRule="auto" w:after="60"/>
         <w:jc w:val="left"/>
       </w:pPr>
       <w:r>
@@ -767,9 +876,14 @@
         <w:t xml:space="preserve"> gemäß § 34 Abs. 1 InsO zu. Die sofortige Beschwerde ist binnen zwei Wochen ab Zustellung dieses Beschlusses beim Amtsgericht Potsdam, Insolvenzgericht, einzulegen. Im Übrigen ist der Eröffnungsbeschluss für Gläubiger nicht mit einem ordentlichen Rechtsmittel anfechtbar.</w:t>
       </w:r>
     </w:p>
-    <w:p/>
     <w:p>
       <w:pPr>
+        <w:spacing w:line="259" w:lineRule="auto" w:after="60"/>
+      </w:pPr>
+    </w:p>
+    <w:p>
+      <w:pPr>
+        <w:spacing w:line="259" w:lineRule="auto" w:after="60"/>
         <w:ind w:left="567"/>
       </w:pPr>
       <w:r>
@@ -781,6 +895,7 @@
     </w:p>
     <w:p>
       <w:pPr>
+        <w:spacing w:line="259" w:lineRule="auto" w:after="60"/>
         <w:ind w:left="567"/>
       </w:pPr>
       <w:r>
@@ -792,6 +907,7 @@
     </w:p>
     <w:p>
       <w:pPr>
+        <w:spacing w:line="259" w:lineRule="auto" w:after="60"/>
         <w:ind w:left="567"/>
       </w:pPr>
       <w:r>
@@ -803,11 +919,13 @@
     </w:p>
     <w:p>
       <w:pPr>
+        <w:spacing w:line="259" w:lineRule="auto" w:after="60"/>
         <w:ind w:left="567"/>
       </w:pPr>
     </w:p>
     <w:p>
       <w:pPr>
+        <w:spacing w:line="259" w:lineRule="auto" w:after="60"/>
         <w:ind w:left="567"/>
       </w:pPr>
       <w:r>
@@ -819,6 +937,7 @@
     </w:p>
     <w:p>
       <w:pPr>
+        <w:spacing w:line="259" w:lineRule="auto" w:after="60"/>
         <w:ind w:left="567"/>
       </w:pPr>
       <w:r>
@@ -828,10 +947,15 @@
         <w:t>(Unterschrift und Dienstsiegel)</w:t>
       </w:r>
     </w:p>
-    <w:p/>
+    <w:p>
+      <w:pPr>
+        <w:spacing w:line="259" w:lineRule="auto" w:after="60"/>
+      </w:pPr>
+    </w:p>
     <w:p>
       <w:pPr>
         <w:pStyle w:val="Heading3"/>
+        <w:spacing w:line="259" w:lineRule="auto" w:after="60"/>
       </w:pPr>
       <w:r>
         <w:rPr>
@@ -843,6 +967,7 @@
     <w:p>
       <w:pPr>
         <w:pStyle w:val="ListBullet"/>
+        <w:spacing w:line="259" w:lineRule="auto" w:after="60"/>
       </w:pPr>
       <w:r>
         <w:t>Anlage 1: Sachverständigengutachten Rosenthaler vom 26.04.2026 (Kurzfassung)</w:t>
@@ -851,6 +976,7 @@
     <w:p>
       <w:pPr>
         <w:pStyle w:val="ListBullet"/>
+        <w:spacing w:line="259" w:lineRule="auto" w:after="60"/>
       </w:pPr>
       <w:r>
         <w:t>Anlage 2: Gläubigerliste nach Stand Eigenantrag (vorläufig)</w:t>
@@ -859,14 +985,20 @@
     <w:p>
       <w:pPr>
         <w:pStyle w:val="ListBullet"/>
+        <w:spacing w:line="259" w:lineRule="auto" w:after="60"/>
       </w:pPr>
       <w:r>
         <w:t>Anlage 3: Hinweisblatt zur Forderungsanmeldung gemäß § 174 InsO</w:t>
       </w:r>
     </w:p>
-    <w:p/>
     <w:p>
       <w:pPr>
+        <w:spacing w:line="259" w:lineRule="auto" w:after="60"/>
+      </w:pPr>
+    </w:p>
+    <w:p>
+      <w:pPr>
+        <w:spacing w:line="259" w:lineRule="auto" w:after="60"/>
         <w:jc w:val="left"/>
       </w:pPr>
       <w:r>
@@ -877,13 +1009,58 @@
       </w:r>
     </w:p>
     <w:sectPr>
+      <w:headerReference w:type="default" r:id="rId9"/>
+      <w:footerReference w:type="default" r:id="rId10"/>
       <w:pgSz w:w="11906" w:h="16838"/>
-      <w:pgMar w:top="1417" w:right="1417" w:bottom="1417" w:left="1417" w:header="720" w:footer="720" w:gutter="0"/>
+      <w:pgMar w:top="1191" w:right="1247" w:bottom="1134" w:left="1361" w:header="720" w:footer="720" w:gutter="0"/>
       <w:cols w:space="720"/>
       <w:docGrid w:linePitch="360"/>
     </w:sectPr>
   </w:body>
 </w:document>
+</file>
+
+<file path=word/footer1.xml><?xml version="1.0" encoding="utf-8"?>
+<w:ftr xmlns:m="http://schemas.openxmlformats.org/officeDocument/2006/math" xmlns:mc="http://schemas.openxmlformats.org/markup-compatibility/2006" xmlns:mo="http://schemas.microsoft.com/office/mac/office/2008/main" xmlns:mv="urn:schemas-microsoft-com:mac:vml" xmlns:o="urn:schemas-microsoft-com:office:office" xmlns:r="http://schemas.openxmlformats.org/officeDocument/2006/relationships" xmlns:v="urn:schemas-microsoft-com:vml" xmlns:w10="urn:schemas-microsoft-com:office:word" xmlns:w14="http://schemas.microsoft.com/office/word/2010/wordml" xmlns:w="http://schemas.openxmlformats.org/wordprocessingml/2006/main" xmlns:wne="http://schemas.microsoft.com/office/word/2006/wordml" xmlns:wp14="http://schemas.microsoft.com/office/word/2010/wordprocessingDrawing" xmlns:wp="http://schemas.openxmlformats.org/drawingml/2006/wordprocessingDrawing" xmlns:wpc="http://schemas.microsoft.com/office/word/2010/wordprocessingCanvas" xmlns:wpg="http://schemas.microsoft.com/office/word/2010/wordprocessingGroup" xmlns:wpi="http://schemas.microsoft.com/office/word/2010/wordprocessingInk" xmlns:wps="http://schemas.microsoft.com/office/word/2010/wordprocessingShape" mc:Ignorable="w14 wp14">
+  <w:p>
+    <w:pPr>
+      <w:pStyle w:val="Footer"/>
+      <w:jc w:val="left"/>
+    </w:pPr>
+    <w:r/>
+    <w:r>
+      <w:rPr>
+        <w:rFonts w:ascii="Times New Roman" w:hAnsi="Times New Roman"/>
+        <w:b w:val="0"/>
+        <w:color w:val="777777"/>
+        <w:sz w:val="17"/>
+      </w:rPr>
+      <w:t>Vertraulich | Bearbeitungsstand Juli 2026 | nur zur Aktenbearbeitung</w:t>
+    </w:r>
+  </w:p>
+</w:ftr>
+</file>
+
+<file path=word/header1.xml><?xml version="1.0" encoding="utf-8"?>
+<w:hdr xmlns:m="http://schemas.openxmlformats.org/officeDocument/2006/math" xmlns:mc="http://schemas.openxmlformats.org/markup-compatibility/2006" xmlns:mo="http://schemas.microsoft.com/office/mac/office/2008/main" xmlns:mv="urn:schemas-microsoft-com:mac:vml" xmlns:o="urn:schemas-microsoft-com:office:office" xmlns:r="http://schemas.openxmlformats.org/officeDocument/2006/relationships" xmlns:v="urn:schemas-microsoft-com:vml" xmlns:w10="urn:schemas-microsoft-com:office:word" xmlns:w14="http://schemas.microsoft.com/office/word/2010/wordml" xmlns:w="http://schemas.openxmlformats.org/wordprocessingml/2006/main" xmlns:wne="http://schemas.microsoft.com/office/word/2006/wordml" xmlns:wp14="http://schemas.microsoft.com/office/word/2010/wordprocessingDrawing" xmlns:wp="http://schemas.openxmlformats.org/drawingml/2006/wordprocessingDrawing" xmlns:wpc="http://schemas.microsoft.com/office/word/2010/wordprocessingCanvas" xmlns:wpg="http://schemas.microsoft.com/office/word/2010/wordprocessingGroup" xmlns:wpi="http://schemas.microsoft.com/office/word/2010/wordprocessingInk" xmlns:wps="http://schemas.microsoft.com/office/word/2010/wordprocessingShape" mc:Ignorable="w14 wp14">
+  <w:p>
+    <w:pPr>
+      <w:pStyle w:val="Header"/>
+      <w:jc w:val="left"/>
+    </w:pPr>
+    <w:r/>
+    <w:r>
+      <w:rPr>
+        <w:rFonts w:ascii="Times New Roman" w:hAnsi="Times New Roman"/>
+        <w:b w:val="0"/>
+        <w:i w:val="0"/>
+        <w:color w:val="666666"/>
+        <w:sz w:val="17"/>
+      </w:rPr>
+      <w:t>Lindenhof und Partner mbB | Insolvenz- und Restrukturierungsakte | Bearbeitungsstand Juli 2026</w:t>
+    </w:r>
+  </w:p>
+</w:hdr>
 </file>
 
 <file path=word/numbering.xml><?xml version="1.0" encoding="utf-8"?>
@@ -1600,11 +1777,12 @@
       <w:contextualSpacing/>
     </w:pPr>
     <w:rPr>
-      <w:rFonts w:asciiTheme="majorHAnsi" w:eastAsiaTheme="majorEastAsia" w:hAnsiTheme="majorHAnsi" w:cstheme="majorBidi"/>
+      <w:rFonts w:asciiTheme="majorHAnsi" w:eastAsiaTheme="majorEastAsia" w:hAnsiTheme="majorHAnsi" w:cstheme="majorBidi" w:ascii="Times New Roman" w:hAnsi="Times New Roman"/>
+      <w:b/>
       <w:color w:val="17365D" w:themeColor="text2" w:themeShade="BF"/>
       <w:spacing w:val="5"/>
       <w:kern w:val="28"/>
-      <w:sz w:val="52"/>
+      <w:sz w:val="30"/>
       <w:szCs w:val="52"/>
     </w:rPr>
   </w:style>
